--- a/klagomålsmail/A 584-2023 FSC-klagomål mail.docx
+++ b/klagomålsmail/A 584-2023 FSC-klagomål mail.docx
@@ -11,7 +11,7 @@
     </w:p>
     <w:p>
       <w:r>
-        <w:t>Vi vill informera om att det i och inom 17 meter från avverkningsanmälan A 584-2023 i Gotlands kommun har hittats 11 naturvårdsarter varav 8 är rödlistade.</w:t>
+        <w:t>Vi vill informera om att det i och inom 17 meter från avverkningsanmälan A 584-2023 i Gotlands kommun har hittats 27 naturvårdsarter varav 18 är rödlistade.</w:t>
       </w:r>
     </w:p>
     <w:p>

--- a/klagomålsmail/A 584-2023 FSC-klagomål mail.docx
+++ b/klagomålsmail/A 584-2023 FSC-klagomål mail.docx
@@ -11,7 +11,7 @@
     </w:p>
     <w:p>
       <w:r>
-        <w:t>Vi vill informera om att det i och inom 17 meter från avverkningsanmälan A 584-2023 i Gotlands kommun har hittats 27 naturvårdsarter varav 18 är rödlistade.</w:t>
+        <w:t>Vi vill informera om att det i och inom 22 meter från avverkningsanmälan A 584-2023 i Gotlands kommun har hittats 28 naturvårdsarter varav 19 är rödlistade.</w:t>
       </w:r>
     </w:p>
     <w:p>

--- a/klagomålsmail/A 584-2023 FSC-klagomål mail.docx
+++ b/klagomålsmail/A 584-2023 FSC-klagomål mail.docx
@@ -11,7 +11,7 @@
     </w:p>
     <w:p>
       <w:r>
-        <w:t>Vi vill informera om att det i och inom 22 meter från avverkningsanmälan A 584-2023 i Gotlands kommun har hittats 28 naturvårdsarter varav 19 är rödlistade.</w:t>
+        <w:t>Vi vill informera om att det i och inom 22 meter från avverkningsanmälan A 584-2023 i Gotlands kommun har hittats 29 naturvårdsarter varav 20 är rödlistade.</w:t>
       </w:r>
     </w:p>
     <w:p>

--- a/klagomålsmail/A 584-2023 FSC-klagomål mail.docx
+++ b/klagomålsmail/A 584-2023 FSC-klagomål mail.docx
@@ -11,7 +11,7 @@
     </w:p>
     <w:p>
       <w:r>
-        <w:t>Vi vill informera om att det i och inom 22 meter från avverkningsanmälan A 584-2023 i Gotlands kommun har hittats 29 naturvårdsarter varav 20 är rödlistade.</w:t>
+        <w:t>Vi vill informera om att det i och inom 22 meter från avverkningsanmälan A 584-2023 i Gotlands kommun har hittats 40 naturvårdsarter varav 28 är rödlistade.</w:t>
       </w:r>
     </w:p>
     <w:p>
